--- a/Website Improvement Suggestions.docx
+++ b/Website Improvement Suggestions.docx
@@ -889,7 +889,7 @@
     <w:p>
       <w:r>
         <w:pict w14:anchorId="015AD788">
-          <v:rect id="_x0000_i1049" style="width:0;height:1.5pt" o:hralign="center" o:hrstd="t" o:hr="t" fillcolor="#a0a0a0" stroked="f"/>
+          <v:rect id="_x0000_i1025" style="width:0;height:1.5pt" o:hralign="center" o:hrstd="t" o:hr="t" fillcolor="#a0a0a0" stroked="f"/>
         </w:pict>
       </w:r>
     </w:p>
@@ -1112,7 +1112,7 @@
     <w:p>
       <w:r>
         <w:pict w14:anchorId="150B3A3A">
-          <v:rect id="_x0000_i1050" style="width:0;height:1.5pt" o:hralign="center" o:hrstd="t" o:hr="t" fillcolor="#a0a0a0" stroked="f"/>
+          <v:rect id="_x0000_i1026" style="width:0;height:1.5pt" o:hralign="center" o:hrstd="t" o:hr="t" fillcolor="#a0a0a0" stroked="f"/>
         </w:pict>
       </w:r>
     </w:p>
@@ -1198,7 +1198,7 @@
     <w:p>
       <w:r>
         <w:pict w14:anchorId="6AC570ED">
-          <v:rect id="_x0000_i1051" style="width:0;height:1.5pt" o:hralign="center" o:hrstd="t" o:hr="t" fillcolor="#a0a0a0" stroked="f"/>
+          <v:rect id="_x0000_i1027" style="width:0;height:1.5pt" o:hralign="center" o:hrstd="t" o:hr="t" fillcolor="#a0a0a0" stroked="f"/>
         </w:pict>
       </w:r>
     </w:p>
@@ -1343,7 +1343,7 @@
       <w:r>
         <w:lastRenderedPageBreak/>
         <w:pict w14:anchorId="338A1FBC">
-          <v:rect id="_x0000_i1052" style="width:0;height:1.5pt" o:hralign="center" o:hrstd="t" o:hr="t" fillcolor="#a0a0a0" stroked="f"/>
+          <v:rect id="_x0000_i1028" style="width:0;height:1.5pt" o:hralign="center" o:hrstd="t" o:hr="t" fillcolor="#a0a0a0" stroked="f"/>
         </w:pict>
       </w:r>
     </w:p>
